--- a/Notes/Day 6.docx
+++ b/Notes/Day 6.docx
@@ -19,15 +19,7 @@
     </w:p>
     <w:p>
       <w:r>
-        <w:t xml:space="preserve">There are few ways in which components can communicate or share data between </w:t>
-      </w:r>
-      <w:proofErr w:type="gramStart"/>
-      <w:r>
-        <w:t>them</w:t>
-      </w:r>
-      <w:proofErr w:type="gramEnd"/>
-      <w:r>
-        <w:t xml:space="preserve"> and methods depend on whether the components have a Parent-Child relationship between them or not.</w:t>
+        <w:t>There are few ways in which components can communicate or share data between them and methods depend on whether the components have a Parent-Child relationship between them or not.</w:t>
       </w:r>
     </w:p>
     <w:p>
@@ -98,15 +90,7 @@
         <w:t xml:space="preserve">Create a property </w:t>
       </w:r>
       <w:r>
-        <w:t>in the child component &amp; decorate it with @</w:t>
-      </w:r>
-      <w:proofErr w:type="gramStart"/>
-      <w:r>
-        <w:t>Input(</w:t>
-      </w:r>
-      <w:proofErr w:type="gramEnd"/>
-      <w:r>
-        <w:t>) decorator. It will mark the property as input property</w:t>
+        <w:t>in the child component &amp; decorate it with @Input() decorator. It will mark the property as input property</w:t>
       </w:r>
     </w:p>
     <w:p>
@@ -124,15 +108,7 @@
         <w:ind w:left="1440"/>
       </w:pPr>
       <w:r>
-        <w:t xml:space="preserve">export class </w:t>
-      </w:r>
-      <w:proofErr w:type="spellStart"/>
-      <w:r>
-        <w:t>ChildComponent</w:t>
-      </w:r>
-      <w:proofErr w:type="spellEnd"/>
-      <w:r>
-        <w:t xml:space="preserve"> { </w:t>
+        <w:t xml:space="preserve">export class ChildComponent { </w:t>
       </w:r>
     </w:p>
     <w:p>
@@ -141,23 +117,7 @@
         <w:ind w:left="1440" w:firstLine="720"/>
       </w:pPr>
       <w:r>
-        <w:t>@</w:t>
-      </w:r>
-      <w:proofErr w:type="gramStart"/>
-      <w:r>
-        <w:t>Input(</w:t>
-      </w:r>
-      <w:proofErr w:type="gramEnd"/>
-      <w:r>
-        <w:t xml:space="preserve">) </w:t>
-      </w:r>
-      <w:proofErr w:type="spellStart"/>
-      <w:r>
-        <w:t>someProperty</w:t>
-      </w:r>
-      <w:proofErr w:type="spellEnd"/>
-      <w:r>
-        <w:t xml:space="preserve">: number; </w:t>
+        <w:t xml:space="preserve">@Input() someProperty: number; </w:t>
       </w:r>
     </w:p>
     <w:p>
@@ -193,15 +153,7 @@
         <w:ind w:left="1440"/>
       </w:pPr>
       <w:r>
-        <w:t>&lt;child-component [</w:t>
-      </w:r>
-      <w:proofErr w:type="spellStart"/>
-      <w:r>
-        <w:t>someProperty</w:t>
-      </w:r>
-      <w:proofErr w:type="spellEnd"/>
-      <w:r>
-        <w:t>]=value&gt;&lt;/child-component&gt;</w:t>
+        <w:t>&lt;child-component [someProperty]=value&gt;&lt;/child-component&gt;</w:t>
       </w:r>
     </w:p>
     <w:p>
@@ -222,15 +174,7 @@
         </w:numPr>
       </w:pPr>
       <w:r>
-        <w:t xml:space="preserve">Using </w:t>
-      </w:r>
-      <w:proofErr w:type="spellStart"/>
-      <w:r>
-        <w:t>OnChanges</w:t>
-      </w:r>
-      <w:proofErr w:type="spellEnd"/>
-      <w:r>
-        <w:t xml:space="preserve"> life cycle hook </w:t>
+        <w:t xml:space="preserve">Using OnChanges life cycle hook </w:t>
       </w:r>
     </w:p>
     <w:p>
@@ -242,15 +186,7 @@
         </w:numPr>
       </w:pPr>
       <w:r>
-        <w:t xml:space="preserve">Using a </w:t>
-      </w:r>
-      <w:proofErr w:type="gramStart"/>
-      <w:r>
-        <w:t>Property</w:t>
-      </w:r>
-      <w:proofErr w:type="gramEnd"/>
-      <w:r>
-        <w:t xml:space="preserve"> setter on input property</w:t>
+        <w:t>Using a Property setter on input property</w:t>
       </w:r>
     </w:p>
     <w:p>
@@ -286,6 +222,9 @@
       <w:r>
         <w:t>Parent component listens to events from child component.</w:t>
       </w:r>
+      <w:r>
+        <w:t xml:space="preserve"> @Output decorator is used here.</w:t>
+      </w:r>
     </w:p>
     <w:p>
       <w:pPr>
@@ -366,6 +305,7 @@
         </w:numPr>
       </w:pPr>
       <w:r>
+        <w:lastRenderedPageBreak/>
         <w:t>Using observable objects, you can notify each component, whenever the data changes.</w:t>
       </w:r>
     </w:p>
@@ -373,7 +313,18 @@
       <w:pPr>
         <w:pStyle w:val="ListParagraph"/>
         <w:ind w:left="1440"/>
-      </w:pPr>
+        <w:rPr>
+          <w:b/>
+          <w:bCs/>
+        </w:rPr>
+      </w:pPr>
+      <w:r>
+        <w:rPr>
+          <w:b/>
+          <w:bCs/>
+        </w:rPr>
+        <w:t>Demo Pending</w:t>
+      </w:r>
     </w:p>
     <w:p>
       <w:pPr>
@@ -391,15 +342,28 @@
       </w:r>
     </w:p>
     <w:p>
+      <w:r>
+        <w:t>The Li</w:t>
+      </w:r>
+      <w:r>
+        <w:t>fe cycle hooks are the methods that Angular invokes on directives &amp; components as it creates, changes &amp; destroys them. Using life-cycle hooks, we can fine-tune the behavior of our components/directives during creation, updation &amp; destruction phases. The Angular life-cycle hooks are nothing but the callback functions, which Angular invokes when a specific lifecycle event occurs during the component’s life-cycle.</w:t>
+      </w:r>
+    </w:p>
+    <w:p>
+      <w:r>
+        <w:t>Types of Angular life-cycle hooks:</w:t>
+      </w:r>
+    </w:p>
+    <w:p>
       <w:pPr>
         <w:pStyle w:val="ListParagraph"/>
         <w:numPr>
           <w:ilvl w:val="0"/>
-          <w:numId w:val="2"/>
-        </w:numPr>
-      </w:pPr>
-      <w:r>
-        <w:t>Component Life Cycle</w:t>
+          <w:numId w:val="8"/>
+        </w:numPr>
+      </w:pPr>
+      <w:r>
+        <w:t>ngOnChanges</w:t>
       </w:r>
     </w:p>
     <w:p>
@@ -407,50 +371,131 @@
         <w:pStyle w:val="ListParagraph"/>
         <w:numPr>
           <w:ilvl w:val="0"/>
-          <w:numId w:val="2"/>
-        </w:numPr>
-      </w:pPr>
-      <w:proofErr w:type="spellStart"/>
+          <w:numId w:val="8"/>
+        </w:numPr>
+      </w:pPr>
+      <w:r>
+        <w:t>ng</w:t>
+      </w:r>
       <w:r>
         <w:t>OnInit</w:t>
       </w:r>
-      <w:proofErr w:type="spellEnd"/>
-      <w:r>
-        <w:t xml:space="preserve"> &amp; </w:t>
-      </w:r>
-      <w:proofErr w:type="spellStart"/>
+    </w:p>
+    <w:p>
+      <w:pPr>
+        <w:pStyle w:val="ListParagraph"/>
+        <w:numPr>
+          <w:ilvl w:val="0"/>
+          <w:numId w:val="8"/>
+        </w:numPr>
+      </w:pPr>
+      <w:r>
+        <w:t>ng</w:t>
+      </w:r>
+      <w:r>
+        <w:t>DoCheck</w:t>
+      </w:r>
+    </w:p>
+    <w:p>
+      <w:pPr>
+        <w:pStyle w:val="ListParagraph"/>
+        <w:numPr>
+          <w:ilvl w:val="0"/>
+          <w:numId w:val="8"/>
+        </w:numPr>
+      </w:pPr>
+      <w:r>
+        <w:t>ngAfterContentInit</w:t>
+      </w:r>
+    </w:p>
+    <w:p>
+      <w:pPr>
+        <w:pStyle w:val="ListParagraph"/>
+        <w:numPr>
+          <w:ilvl w:val="0"/>
+          <w:numId w:val="8"/>
+        </w:numPr>
+      </w:pPr>
+      <w:r>
+        <w:t>ngAfterContentChecked</w:t>
+      </w:r>
+    </w:p>
+    <w:p>
+      <w:pPr>
+        <w:pStyle w:val="ListParagraph"/>
+        <w:numPr>
+          <w:ilvl w:val="0"/>
+          <w:numId w:val="8"/>
+        </w:numPr>
+      </w:pPr>
+      <w:r>
+        <w:t>ngAfterViewInit</w:t>
+      </w:r>
+    </w:p>
+    <w:p>
+      <w:pPr>
+        <w:pStyle w:val="ListParagraph"/>
+        <w:numPr>
+          <w:ilvl w:val="0"/>
+          <w:numId w:val="8"/>
+        </w:numPr>
+      </w:pPr>
+      <w:r>
+        <w:t>ngAfterViewChecked</w:t>
+      </w:r>
+    </w:p>
+    <w:p>
+      <w:pPr>
+        <w:pStyle w:val="ListParagraph"/>
+        <w:numPr>
+          <w:ilvl w:val="0"/>
+          <w:numId w:val="8"/>
+        </w:numPr>
+      </w:pPr>
+      <w:r>
+        <w:t>ng</w:t>
+      </w:r>
       <w:r>
         <w:t>OnDestroy</w:t>
       </w:r>
-      <w:proofErr w:type="spellEnd"/>
-    </w:p>
-    <w:p>
-      <w:pPr>
-        <w:pStyle w:val="ListParagraph"/>
-        <w:numPr>
-          <w:ilvl w:val="0"/>
-          <w:numId w:val="2"/>
-        </w:numPr>
-      </w:pPr>
-      <w:proofErr w:type="spellStart"/>
-      <w:r>
-        <w:t>Onchanges</w:t>
-      </w:r>
-      <w:proofErr w:type="spellEnd"/>
-    </w:p>
-    <w:p>
-      <w:pPr>
-        <w:pStyle w:val="ListParagraph"/>
-        <w:numPr>
-          <w:ilvl w:val="0"/>
-          <w:numId w:val="2"/>
-        </w:numPr>
-      </w:pPr>
-      <w:proofErr w:type="spellStart"/>
-      <w:r>
-        <w:t>DoCheck</w:t>
-      </w:r>
-      <w:proofErr w:type="spellEnd"/>
+    </w:p>
+    <w:p>
+      <w:pPr>
+        <w:rPr>
+          <w:b/>
+          <w:bCs/>
+        </w:rPr>
+      </w:pPr>
+      <w:r>
+        <w:rPr>
+          <w:b/>
+          <w:bCs/>
+        </w:rPr>
+        <w:t>Change Detection Cycle</w:t>
+      </w:r>
+    </w:p>
+    <w:p>
+      <w:r>
+        <w:t>What change detection cycle is?</w:t>
+      </w:r>
+    </w:p>
+    <w:p>
+      <w:r>
+        <w:t>Change detection is the mechanism by which Angular keeps the template in sync with the component.</w:t>
+      </w:r>
+    </w:p>
+    <w:p>
+      <w:r>
+        <w:t>During the change detection cycle, Angular checks every bound property in the template with that of the component class. If it detects any changes, it updates the DOM instantly.</w:t>
+      </w:r>
+    </w:p>
+    <w:p>
+      <w:r>
+        <w:t xml:space="preserve">Angular raises the life-cycle hooks during the critical stages of the change detection </w:t>
+      </w:r>
+      <w:r>
+        <w:t>mechanism.</w:t>
+      </w:r>
     </w:p>
     <w:p>
       <w:pPr>
@@ -468,16 +513,715 @@
       </w:r>
     </w:p>
     <w:p>
+      <w:r>
+        <w:t>Forms</w:t>
+      </w:r>
+      <w:r>
+        <w:t xml:space="preserve"> are an essential part of web/mobile application. They allow users to enter, update &amp; submit data. They handle user interactions.</w:t>
+      </w:r>
+    </w:p>
+    <w:p>
+      <w:r>
+        <w:t>The data entry forms can be very simple to very complex. It can contain small to large number of fields, spanning multiple tabs. Forms may contain complex validation logic interdependent on multiple fields.</w:t>
+      </w:r>
+    </w:p>
+    <w:p/>
+    <w:p>
+      <w:r>
+        <w:lastRenderedPageBreak/>
+        <w:t>We can expect from forms:</w:t>
+      </w:r>
+    </w:p>
+    <w:p>
+      <w:pPr>
+        <w:pStyle w:val="ListParagraph"/>
+        <w:numPr>
+          <w:ilvl w:val="0"/>
+          <w:numId w:val="1"/>
+        </w:numPr>
+      </w:pPr>
+      <w:r>
+        <w:t>Initialize the forms fields &amp; present it to the user.</w:t>
+      </w:r>
+    </w:p>
+    <w:p>
+      <w:pPr>
+        <w:pStyle w:val="ListParagraph"/>
+        <w:numPr>
+          <w:ilvl w:val="0"/>
+          <w:numId w:val="1"/>
+        </w:numPr>
+      </w:pPr>
+      <w:r>
+        <w:t>Capture the data from the user.</w:t>
+      </w:r>
+    </w:p>
+    <w:p>
+      <w:pPr>
+        <w:pStyle w:val="ListParagraph"/>
+        <w:numPr>
+          <w:ilvl w:val="0"/>
+          <w:numId w:val="1"/>
+        </w:numPr>
+      </w:pPr>
+      <w:r>
+        <w:t>Track changes made to the fields.</w:t>
+      </w:r>
+    </w:p>
+    <w:p>
+      <w:pPr>
+        <w:pStyle w:val="ListParagraph"/>
+        <w:numPr>
+          <w:ilvl w:val="0"/>
+          <w:numId w:val="1"/>
+        </w:numPr>
+      </w:pPr>
+      <w:r>
+        <w:t>Validate the inputs</w:t>
+      </w:r>
+    </w:p>
+    <w:p>
+      <w:pPr>
+        <w:pStyle w:val="ListParagraph"/>
+        <w:numPr>
+          <w:ilvl w:val="0"/>
+          <w:numId w:val="1"/>
+        </w:numPr>
+      </w:pPr>
+      <w:r>
+        <w:t>Display helpful errors to the users.</w:t>
+      </w:r>
+    </w:p>
+    <w:p>
+      <w:pPr>
+        <w:rPr>
+          <w:b/>
+          <w:bCs/>
+        </w:rPr>
+      </w:pPr>
+      <w:r>
+        <w:rPr>
+          <w:b/>
+          <w:bCs/>
+        </w:rPr>
+        <w:t>Types of Angular Forms</w:t>
+      </w:r>
+    </w:p>
+    <w:p>
       <w:pPr>
         <w:pStyle w:val="ListParagraph"/>
         <w:numPr>
           <w:ilvl w:val="0"/>
           <w:numId w:val="3"/>
         </w:numPr>
-      </w:pPr>
-      <w:r>
+        <w:rPr>
+          <w:b/>
+          <w:bCs/>
+        </w:rPr>
+      </w:pPr>
+      <w:r>
+        <w:rPr>
+          <w:b/>
+          <w:bCs/>
+        </w:rPr>
         <w:t>Template Driven Forms</w:t>
       </w:r>
+    </w:p>
+    <w:p>
+      <w:pPr>
+        <w:pStyle w:val="ListParagraph"/>
+        <w:numPr>
+          <w:ilvl w:val="0"/>
+          <w:numId w:val="9"/>
+        </w:numPr>
+      </w:pPr>
+      <w:r>
+        <w:t>Form logic is defined mainly in HTML templates.</w:t>
+      </w:r>
+    </w:p>
+    <w:p>
+      <w:pPr>
+        <w:pStyle w:val="ListParagraph"/>
+        <w:numPr>
+          <w:ilvl w:val="0"/>
+          <w:numId w:val="9"/>
+        </w:numPr>
+      </w:pPr>
+      <w:r>
+        <w:t>Uses Angular directives</w:t>
+      </w:r>
+    </w:p>
+    <w:p>
+      <w:pPr>
+        <w:pStyle w:val="ListParagraph"/>
+        <w:numPr>
+          <w:ilvl w:val="0"/>
+          <w:numId w:val="9"/>
+        </w:numPr>
+      </w:pPr>
+      <w:r>
+        <w:t>Suitable for simple &amp; medium-sized forms.</w:t>
+      </w:r>
+    </w:p>
+    <w:p>
+      <w:pPr>
+        <w:ind w:left="360"/>
+        <w:rPr>
+          <w:b/>
+          <w:bCs/>
+        </w:rPr>
+      </w:pPr>
+      <w:r>
+        <w:rPr>
+          <w:b/>
+          <w:bCs/>
+        </w:rPr>
+        <w:t>What are Template Driven Forms?</w:t>
+      </w:r>
+    </w:p>
+    <w:p>
+      <w:pPr>
+        <w:ind w:left="360"/>
+      </w:pPr>
+      <w:r>
+        <w:t>Template Driven Forms are forms where Angular automatically creates &amp; manages form controls based on directives added in the template.</w:t>
+      </w:r>
+    </w:p>
+    <w:p>
+      <w:pPr>
+        <w:ind w:left="360"/>
+        <w:rPr>
+          <w:b/>
+          <w:bCs/>
+        </w:rPr>
+      </w:pPr>
+      <w:r>
+        <w:rPr>
+          <w:b/>
+          <w:bCs/>
+        </w:rPr>
+        <w:t xml:space="preserve">Template Driven Forms </w:t>
+      </w:r>
+      <w:r>
+        <w:rPr>
+          <w:b/>
+          <w:bCs/>
+        </w:rPr>
+        <w:t>mainly use:</w:t>
+      </w:r>
+    </w:p>
+    <w:p>
+      <w:pPr>
+        <w:pStyle w:val="ListParagraph"/>
+        <w:numPr>
+          <w:ilvl w:val="0"/>
+          <w:numId w:val="11"/>
+        </w:numPr>
+      </w:pPr>
+      <w:r>
+        <w:t>FormsModule</w:t>
+      </w:r>
+    </w:p>
+    <w:p>
+      <w:pPr>
+        <w:pStyle w:val="ListParagraph"/>
+        <w:numPr>
+          <w:ilvl w:val="0"/>
+          <w:numId w:val="11"/>
+        </w:numPr>
+      </w:pPr>
+      <w:r>
+        <w:t>ngModel</w:t>
+      </w:r>
+    </w:p>
+    <w:p>
+      <w:pPr>
+        <w:pStyle w:val="ListParagraph"/>
+        <w:numPr>
+          <w:ilvl w:val="0"/>
+          <w:numId w:val="11"/>
+        </w:numPr>
+      </w:pPr>
+      <w:r>
+        <w:t>Template Reference</w:t>
+      </w:r>
+    </w:p>
+    <w:p>
+      <w:pPr>
+        <w:pStyle w:val="ListParagraph"/>
+        <w:numPr>
+          <w:ilvl w:val="0"/>
+          <w:numId w:val="11"/>
+        </w:numPr>
+      </w:pPr>
+      <w:r>
+        <w:t>Validation Directives</w:t>
+      </w:r>
+    </w:p>
+    <w:p>
+      <w:pPr>
+        <w:ind w:left="360"/>
+        <w:rPr>
+          <w:b/>
+          <w:bCs/>
+        </w:rPr>
+      </w:pPr>
+      <w:r>
+        <w:rPr>
+          <w:b/>
+          <w:bCs/>
+        </w:rPr>
+        <w:t>Features of Template Driven Forms</w:t>
+      </w:r>
+    </w:p>
+    <w:p>
+      <w:pPr>
+        <w:pStyle w:val="ListParagraph"/>
+        <w:numPr>
+          <w:ilvl w:val="0"/>
+          <w:numId w:val="12"/>
+        </w:numPr>
+      </w:pPr>
+      <w:r>
+        <w:t>Simple to implement</w:t>
+      </w:r>
+    </w:p>
+    <w:p>
+      <w:pPr>
+        <w:pStyle w:val="ListParagraph"/>
+        <w:numPr>
+          <w:ilvl w:val="0"/>
+          <w:numId w:val="12"/>
+        </w:numPr>
+      </w:pPr>
+      <w:r>
+        <w:t>Less TypeScript Code</w:t>
+      </w:r>
+    </w:p>
+    <w:p>
+      <w:pPr>
+        <w:pStyle w:val="ListParagraph"/>
+        <w:numPr>
+          <w:ilvl w:val="0"/>
+          <w:numId w:val="12"/>
+        </w:numPr>
+      </w:pPr>
+      <w:r>
+        <w:t>Automatic form Creation</w:t>
+      </w:r>
+    </w:p>
+    <w:p>
+      <w:pPr>
+        <w:pStyle w:val="ListParagraph"/>
+        <w:numPr>
+          <w:ilvl w:val="0"/>
+          <w:numId w:val="12"/>
+        </w:numPr>
+      </w:pPr>
+      <w:r>
+        <w:t>Built-in validation support</w:t>
+      </w:r>
+    </w:p>
+    <w:p>
+      <w:pPr>
+        <w:pStyle w:val="ListParagraph"/>
+        <w:numPr>
+          <w:ilvl w:val="0"/>
+          <w:numId w:val="12"/>
+        </w:numPr>
+      </w:pPr>
+      <w:r>
+        <w:t>Two-Way Data Binding</w:t>
+      </w:r>
+    </w:p>
+    <w:p>
+      <w:pPr>
+        <w:ind w:left="360"/>
+        <w:rPr>
+          <w:b/>
+          <w:bCs/>
+        </w:rPr>
+      </w:pPr>
+      <w:r>
+        <w:rPr>
+          <w:b/>
+          <w:bCs/>
+        </w:rPr>
+        <w:t>Architecture of Template Driven Forms</w:t>
+      </w:r>
+    </w:p>
+    <w:p>
+      <w:pPr>
+        <w:ind w:left="360"/>
+      </w:pPr>
+      <w:r>
+        <w:rPr>
+          <w:noProof/>
+        </w:rPr>
+        <mc:AlternateContent>
+          <mc:Choice Requires="wps">
+            <w:drawing>
+              <wp:anchor distT="0" distB="0" distL="114300" distR="114300" simplePos="0" relativeHeight="251659264" behindDoc="0" locked="0" layoutInCell="1" allowOverlap="1" wp14:anchorId="4D0CC084" wp14:editId="5A2A42F5">
+                <wp:simplePos x="0" y="0"/>
+                <wp:positionH relativeFrom="column">
+                  <wp:posOffset>3004820</wp:posOffset>
+                </wp:positionH>
+                <wp:positionV relativeFrom="paragraph">
+                  <wp:posOffset>209753</wp:posOffset>
+                </wp:positionV>
+                <wp:extent cx="45720" cy="388214"/>
+                <wp:effectExtent l="57150" t="0" r="49530" b="50165"/>
+                <wp:wrapNone/>
+                <wp:docPr id="791804951" name="Straight Arrow Connector 2"/>
+                <wp:cNvGraphicFramePr/>
+                <a:graphic xmlns:a="http://schemas.openxmlformats.org/drawingml/2006/main">
+                  <a:graphicData uri="http://schemas.microsoft.com/office/word/2010/wordprocessingShape">
+                    <wps:wsp>
+                      <wps:cNvCnPr/>
+                      <wps:spPr>
+                        <a:xfrm flipH="1">
+                          <a:off x="0" y="0"/>
+                          <a:ext cx="45720" cy="388214"/>
+                        </a:xfrm>
+                        <a:prstGeom prst="straightConnector1">
+                          <a:avLst/>
+                        </a:prstGeom>
+                        <a:ln>
+                          <a:tailEnd type="triangle"/>
+                        </a:ln>
+                      </wps:spPr>
+                      <wps:style>
+                        <a:lnRef idx="2">
+                          <a:schemeClr val="accent1"/>
+                        </a:lnRef>
+                        <a:fillRef idx="0">
+                          <a:schemeClr val="accent1"/>
+                        </a:fillRef>
+                        <a:effectRef idx="1">
+                          <a:schemeClr val="accent1"/>
+                        </a:effectRef>
+                        <a:fontRef idx="minor">
+                          <a:schemeClr val="tx1"/>
+                        </a:fontRef>
+                      </wps:style>
+                      <wps:bodyPr/>
+                    </wps:wsp>
+                  </a:graphicData>
+                </a:graphic>
+                <wp14:sizeRelH relativeFrom="margin">
+                  <wp14:pctWidth>0</wp14:pctWidth>
+                </wp14:sizeRelH>
+                <wp14:sizeRelV relativeFrom="margin">
+                  <wp14:pctHeight>0</wp14:pctHeight>
+                </wp14:sizeRelV>
+              </wp:anchor>
+            </w:drawing>
+          </mc:Choice>
+          <mc:Fallback>
+            <w:pict>
+              <v:shapetype w14:anchorId="039FC222" id="_x0000_t32" coordsize="21600,21600" o:spt="32" o:oned="t" path="m,l21600,21600e" filled="f">
+                <v:path arrowok="t" fillok="f" o:connecttype="none"/>
+                <o:lock v:ext="edit" shapetype="t"/>
+              </v:shapetype>
+              <v:shape id="Straight Arrow Connector 2" o:spid="_x0000_s1026" type="#_x0000_t32" style="position:absolute;margin-left:236.6pt;margin-top:16.5pt;width:3.6pt;height:30.55pt;flip:x;z-index:251659264;visibility:visible;mso-wrap-style:square;mso-width-percent:0;mso-height-percent:0;mso-wrap-distance-left:9pt;mso-wrap-distance-top:0;mso-wrap-distance-right:9pt;mso-wrap-distance-bottom:0;mso-position-horizontal:absolute;mso-position-horizontal-relative:text;mso-position-vertical:absolute;mso-position-vertical-relative:text;mso-width-percent:0;mso-height-percent:0;mso-width-relative:margin;mso-height-relative:margin" o:gfxdata="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" strokecolor="#156082 [3204]" strokeweight="1.5pt">
+                <v:stroke endarrow="block" joinstyle="miter"/>
+              </v:shape>
+            </w:pict>
+          </mc:Fallback>
+        </mc:AlternateContent>
+      </w:r>
+      <w:r>
+        <w:rPr>
+          <w:noProof/>
+        </w:rPr>
+        <mc:AlternateContent>
+          <mc:Choice Requires="wps">
+            <w:drawing>
+              <wp:anchor distT="0" distB="0" distL="114300" distR="114300" simplePos="0" relativeHeight="251663360" behindDoc="0" locked="0" layoutInCell="1" allowOverlap="1" wp14:anchorId="48E31879" wp14:editId="4419D07E">
+                <wp:simplePos x="0" y="0"/>
+                <wp:positionH relativeFrom="column">
+                  <wp:posOffset>2399386</wp:posOffset>
+                </wp:positionH>
+                <wp:positionV relativeFrom="paragraph">
+                  <wp:posOffset>93726</wp:posOffset>
+                </wp:positionV>
+                <wp:extent cx="314553" cy="14630"/>
+                <wp:effectExtent l="0" t="57150" r="28575" b="99695"/>
+                <wp:wrapNone/>
+                <wp:docPr id="1205713033" name="Straight Arrow Connector 4"/>
+                <wp:cNvGraphicFramePr/>
+                <a:graphic xmlns:a="http://schemas.openxmlformats.org/drawingml/2006/main">
+                  <a:graphicData uri="http://schemas.microsoft.com/office/word/2010/wordprocessingShape">
+                    <wps:wsp>
+                      <wps:cNvCnPr/>
+                      <wps:spPr>
+                        <a:xfrm>
+                          <a:off x="0" y="0"/>
+                          <a:ext cx="314553" cy="14630"/>
+                        </a:xfrm>
+                        <a:prstGeom prst="straightConnector1">
+                          <a:avLst/>
+                        </a:prstGeom>
+                        <a:ln>
+                          <a:tailEnd type="triangle"/>
+                        </a:ln>
+                      </wps:spPr>
+                      <wps:style>
+                        <a:lnRef idx="2">
+                          <a:schemeClr val="accent1"/>
+                        </a:lnRef>
+                        <a:fillRef idx="0">
+                          <a:schemeClr val="accent1"/>
+                        </a:fillRef>
+                        <a:effectRef idx="1">
+                          <a:schemeClr val="accent1"/>
+                        </a:effectRef>
+                        <a:fontRef idx="minor">
+                          <a:schemeClr val="tx1"/>
+                        </a:fontRef>
+                      </wps:style>
+                      <wps:bodyPr/>
+                    </wps:wsp>
+                  </a:graphicData>
+                </a:graphic>
+              </wp:anchor>
+            </w:drawing>
+          </mc:Choice>
+          <mc:Fallback>
+            <w:pict>
+              <v:shape w14:anchorId="6B4F68DC" id="Straight Arrow Connector 4" o:spid="_x0000_s1026" type="#_x0000_t32" style="position:absolute;margin-left:188.95pt;margin-top:7.4pt;width:24.75pt;height:1.15pt;z-index:251663360;visibility:visible;mso-wrap-style:square;mso-wrap-distance-left:9pt;mso-wrap-distance-top:0;mso-wrap-distance-right:9pt;mso-wrap-distance-bottom:0;mso-position-horizontal:absolute;mso-position-horizontal-relative:text;mso-position-vertical:absolute;mso-position-vertical-relative:text" o:gfxdata="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" strokecolor="#156082 [3204]" strokeweight="1.5pt">
+                <v:stroke endarrow="block" joinstyle="miter"/>
+              </v:shape>
+            </w:pict>
+          </mc:Fallback>
+        </mc:AlternateContent>
+      </w:r>
+      <w:r>
+        <w:rPr>
+          <w:noProof/>
+        </w:rPr>
+        <mc:AlternateContent>
+          <mc:Choice Requires="wps">
+            <w:drawing>
+              <wp:anchor distT="0" distB="0" distL="114300" distR="114300" simplePos="0" relativeHeight="251662336" behindDoc="0" locked="0" layoutInCell="1" allowOverlap="1" wp14:anchorId="5D82DE80" wp14:editId="1E56AAD6">
+                <wp:simplePos x="0" y="0"/>
+                <wp:positionH relativeFrom="column">
+                  <wp:posOffset>958291</wp:posOffset>
+                </wp:positionH>
+                <wp:positionV relativeFrom="paragraph">
+                  <wp:posOffset>57150</wp:posOffset>
+                </wp:positionV>
+                <wp:extent cx="365760" cy="7315"/>
+                <wp:effectExtent l="0" t="57150" r="34290" b="88265"/>
+                <wp:wrapNone/>
+                <wp:docPr id="452706933" name="Straight Arrow Connector 3"/>
+                <wp:cNvGraphicFramePr/>
+                <a:graphic xmlns:a="http://schemas.openxmlformats.org/drawingml/2006/main">
+                  <a:graphicData uri="http://schemas.microsoft.com/office/word/2010/wordprocessingShape">
+                    <wps:wsp>
+                      <wps:cNvCnPr/>
+                      <wps:spPr>
+                        <a:xfrm>
+                          <a:off x="0" y="0"/>
+                          <a:ext cx="365760" cy="7315"/>
+                        </a:xfrm>
+                        <a:prstGeom prst="straightConnector1">
+                          <a:avLst/>
+                        </a:prstGeom>
+                        <a:ln>
+                          <a:tailEnd type="triangle"/>
+                        </a:ln>
+                      </wps:spPr>
+                      <wps:style>
+                        <a:lnRef idx="2">
+                          <a:schemeClr val="accent1"/>
+                        </a:lnRef>
+                        <a:fillRef idx="0">
+                          <a:schemeClr val="accent1"/>
+                        </a:fillRef>
+                        <a:effectRef idx="1">
+                          <a:schemeClr val="accent1"/>
+                        </a:effectRef>
+                        <a:fontRef idx="minor">
+                          <a:schemeClr val="tx1"/>
+                        </a:fontRef>
+                      </wps:style>
+                      <wps:bodyPr/>
+                    </wps:wsp>
+                  </a:graphicData>
+                </a:graphic>
+              </wp:anchor>
+            </w:drawing>
+          </mc:Choice>
+          <mc:Fallback>
+            <w:pict>
+              <v:shape w14:anchorId="4A7B94CE" id="Straight Arrow Connector 3" o:spid="_x0000_s1026" type="#_x0000_t32" style="position:absolute;margin-left:75.45pt;margin-top:4.5pt;width:28.8pt;height:.6pt;z-index:251662336;visibility:visible;mso-wrap-style:square;mso-wrap-distance-left:9pt;mso-wrap-distance-top:0;mso-wrap-distance-right:9pt;mso-wrap-distance-bottom:0;mso-position-horizontal:absolute;mso-position-horizontal-relative:text;mso-position-vertical:absolute;mso-position-vertical-relative:text" o:gfxdata="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" strokecolor="#156082 [3204]" strokeweight="1.5pt">
+                <v:stroke endarrow="block" joinstyle="miter"/>
+              </v:shape>
+            </w:pict>
+          </mc:Fallback>
+        </mc:AlternateContent>
+      </w:r>
+      <w:r>
+        <w:t>User Input</w:t>
+      </w:r>
+      <w:r>
+        <w:tab/>
+      </w:r>
+      <w:r>
+        <w:tab/>
+      </w:r>
+      <w:r>
+        <w:t>HTML Template</w:t>
+      </w:r>
+      <w:r>
+        <w:tab/>
+      </w:r>
+      <w:r>
+        <w:t xml:space="preserve">ngModel  </w:t>
+      </w:r>
+    </w:p>
+    <w:p>
+      <w:pPr>
+        <w:ind w:left="360"/>
+      </w:pPr>
+    </w:p>
+    <w:p>
+      <w:pPr>
+        <w:ind w:left="360"/>
+      </w:pPr>
+      <w:r>
+        <w:rPr>
+          <w:noProof/>
+        </w:rPr>
+        <mc:AlternateContent>
+          <mc:Choice Requires="wps">
+            <w:drawing>
+              <wp:anchor distT="0" distB="0" distL="114300" distR="114300" simplePos="0" relativeHeight="251661312" behindDoc="0" locked="0" layoutInCell="1" allowOverlap="1" wp14:anchorId="139C029E" wp14:editId="23ED4C7F">
+                <wp:simplePos x="0" y="0"/>
+                <wp:positionH relativeFrom="column">
+                  <wp:posOffset>3004820</wp:posOffset>
+                </wp:positionH>
+                <wp:positionV relativeFrom="paragraph">
+                  <wp:posOffset>181915</wp:posOffset>
+                </wp:positionV>
+                <wp:extent cx="45720" cy="505256"/>
+                <wp:effectExtent l="38100" t="0" r="68580" b="47625"/>
+                <wp:wrapNone/>
+                <wp:docPr id="2042166083" name="Straight Arrow Connector 2"/>
+                <wp:cNvGraphicFramePr/>
+                <a:graphic xmlns:a="http://schemas.openxmlformats.org/drawingml/2006/main">
+                  <a:graphicData uri="http://schemas.microsoft.com/office/word/2010/wordprocessingShape">
+                    <wps:wsp>
+                      <wps:cNvCnPr/>
+                      <wps:spPr>
+                        <a:xfrm>
+                          <a:off x="0" y="0"/>
+                          <a:ext cx="45720" cy="505256"/>
+                        </a:xfrm>
+                        <a:prstGeom prst="straightConnector1">
+                          <a:avLst/>
+                        </a:prstGeom>
+                        <a:ln>
+                          <a:tailEnd type="triangle"/>
+                        </a:ln>
+                      </wps:spPr>
+                      <wps:style>
+                        <a:lnRef idx="2">
+                          <a:schemeClr val="accent1"/>
+                        </a:lnRef>
+                        <a:fillRef idx="0">
+                          <a:schemeClr val="accent1"/>
+                        </a:fillRef>
+                        <a:effectRef idx="1">
+                          <a:schemeClr val="accent1"/>
+                        </a:effectRef>
+                        <a:fontRef idx="minor">
+                          <a:schemeClr val="tx1"/>
+                        </a:fontRef>
+                      </wps:style>
+                      <wps:bodyPr/>
+                    </wps:wsp>
+                  </a:graphicData>
+                </a:graphic>
+                <wp14:sizeRelH relativeFrom="margin">
+                  <wp14:pctWidth>0</wp14:pctWidth>
+                </wp14:sizeRelH>
+                <wp14:sizeRelV relativeFrom="margin">
+                  <wp14:pctHeight>0</wp14:pctHeight>
+                </wp14:sizeRelV>
+              </wp:anchor>
+            </w:drawing>
+          </mc:Choice>
+          <mc:Fallback>
+            <w:pict>
+              <v:shape w14:anchorId="0690A900" id="Straight Arrow Connector 2" o:spid="_x0000_s1026" type="#_x0000_t32" style="position:absolute;margin-left:236.6pt;margin-top:14.3pt;width:3.6pt;height:39.8pt;z-index:251661312;visibility:visible;mso-wrap-style:square;mso-width-percent:0;mso-height-percent:0;mso-wrap-distance-left:9pt;mso-wrap-distance-top:0;mso-wrap-distance-right:9pt;mso-wrap-distance-bottom:0;mso-position-horizontal:absolute;mso-position-horizontal-relative:text;mso-position-vertical:absolute;mso-position-vertical-relative:text;mso-width-percent:0;mso-height-percent:0;mso-width-relative:margin;mso-height-relative:margin" o:gfxdata="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" strokecolor="#156082 [3204]" strokeweight="1.5pt">
+                <v:stroke endarrow="block" joinstyle="miter"/>
+              </v:shape>
+            </w:pict>
+          </mc:Fallback>
+        </mc:AlternateContent>
+      </w:r>
+      <w:r>
+        <w:tab/>
+      </w:r>
+      <w:r>
+        <w:tab/>
+      </w:r>
+      <w:r>
+        <w:tab/>
+      </w:r>
+      <w:r>
+        <w:tab/>
+      </w:r>
+      <w:r>
+        <w:tab/>
+      </w:r>
+      <w:r>
+        <w:tab/>
+      </w:r>
+      <w:r>
+        <w:t>Component Property</w:t>
+      </w:r>
+    </w:p>
+    <w:p>
+      <w:pPr>
+        <w:ind w:left="360"/>
+      </w:pPr>
+    </w:p>
+    <w:p>
+      <w:pPr>
+        <w:ind w:left="360"/>
+      </w:pPr>
+      <w:r>
+        <w:t xml:space="preserve">       </w:t>
+      </w:r>
+      <w:r>
+        <w:tab/>
+      </w:r>
+      <w:r>
+        <w:tab/>
+      </w:r>
+      <w:r>
+        <w:tab/>
+      </w:r>
+      <w:r>
+        <w:tab/>
+      </w:r>
+      <w:r>
+        <w:tab/>
+      </w:r>
+      <w:r>
+        <w:tab/>
+      </w:r>
+      <w:r>
+        <w:t>Component Object</w:t>
+      </w:r>
+    </w:p>
+    <w:p>
+      <w:pPr>
+        <w:ind w:left="360"/>
+      </w:pPr>
     </w:p>
     <w:p>
       <w:pPr>
@@ -488,15 +1232,44 @@
         </w:numPr>
       </w:pPr>
       <w:r>
-        <w:t xml:space="preserve">Reactive </w:t>
-      </w:r>
-      <w:proofErr w:type="gramStart"/>
-      <w:r>
-        <w:t>Forms(</w:t>
-      </w:r>
-      <w:proofErr w:type="gramEnd"/>
-      <w:r>
-        <w:t>Model Driven Forms) (If time permits)</w:t>
+        <w:lastRenderedPageBreak/>
+        <w:t>Reactive Forms</w:t>
+      </w:r>
+    </w:p>
+    <w:p>
+      <w:pPr>
+        <w:pStyle w:val="ListParagraph"/>
+        <w:numPr>
+          <w:ilvl w:val="0"/>
+          <w:numId w:val="10"/>
+        </w:numPr>
+      </w:pPr>
+      <w:r>
+        <w:t>Form logic is defined in TypeScript(Component).</w:t>
+      </w:r>
+    </w:p>
+    <w:p>
+      <w:pPr>
+        <w:pStyle w:val="ListParagraph"/>
+        <w:numPr>
+          <w:ilvl w:val="0"/>
+          <w:numId w:val="10"/>
+        </w:numPr>
+      </w:pPr>
+      <w:r>
+        <w:t>More scalable &amp; testable.</w:t>
+      </w:r>
+    </w:p>
+    <w:p>
+      <w:pPr>
+        <w:pStyle w:val="ListParagraph"/>
+        <w:numPr>
+          <w:ilvl w:val="0"/>
+          <w:numId w:val="10"/>
+        </w:numPr>
+      </w:pPr>
+      <w:r>
+        <w:t>Suitable for large enterprise applications.</w:t>
       </w:r>
     </w:p>
     <w:sectPr>
@@ -598,6 +1371,119 @@
     </w:lvl>
   </w:abstractNum>
   <w:abstractNum w:abstractNumId="1" w15:restartNumberingAfterBreak="0">
+    <w:nsid w:val="138F11E0"/>
+    <w:multiLevelType w:val="hybridMultilevel"/>
+    <w:tmpl w:val="CCB86752"/>
+    <w:lvl w:ilvl="0" w:tplc="40090001">
+      <w:start w:val="1"/>
+      <w:numFmt w:val="bullet"/>
+      <w:lvlText w:val=""/>
+      <w:lvlJc w:val="left"/>
+      <w:pPr>
+        <w:ind w:left="1080" w:hanging="360"/>
+      </w:pPr>
+      <w:rPr>
+        <w:rFonts w:ascii="Symbol" w:hAnsi="Symbol" w:hint="default"/>
+      </w:rPr>
+    </w:lvl>
+    <w:lvl w:ilvl="1" w:tplc="40090003" w:tentative="1">
+      <w:start w:val="1"/>
+      <w:numFmt w:val="bullet"/>
+      <w:lvlText w:val="o"/>
+      <w:lvlJc w:val="left"/>
+      <w:pPr>
+        <w:ind w:left="1800" w:hanging="360"/>
+      </w:pPr>
+      <w:rPr>
+        <w:rFonts w:ascii="Courier New" w:hAnsi="Courier New" w:cs="Courier New" w:hint="default"/>
+      </w:rPr>
+    </w:lvl>
+    <w:lvl w:ilvl="2" w:tplc="40090005" w:tentative="1">
+      <w:start w:val="1"/>
+      <w:numFmt w:val="bullet"/>
+      <w:lvlText w:val=""/>
+      <w:lvlJc w:val="left"/>
+      <w:pPr>
+        <w:ind w:left="2520" w:hanging="360"/>
+      </w:pPr>
+      <w:rPr>
+        <w:rFonts w:ascii="Wingdings" w:hAnsi="Wingdings" w:hint="default"/>
+      </w:rPr>
+    </w:lvl>
+    <w:lvl w:ilvl="3" w:tplc="40090001" w:tentative="1">
+      <w:start w:val="1"/>
+      <w:numFmt w:val="bullet"/>
+      <w:lvlText w:val=""/>
+      <w:lvlJc w:val="left"/>
+      <w:pPr>
+        <w:ind w:left="3240" w:hanging="360"/>
+      </w:pPr>
+      <w:rPr>
+        <w:rFonts w:ascii="Symbol" w:hAnsi="Symbol" w:hint="default"/>
+      </w:rPr>
+    </w:lvl>
+    <w:lvl w:ilvl="4" w:tplc="40090003" w:tentative="1">
+      <w:start w:val="1"/>
+      <w:numFmt w:val="bullet"/>
+      <w:lvlText w:val="o"/>
+      <w:lvlJc w:val="left"/>
+      <w:pPr>
+        <w:ind w:left="3960" w:hanging="360"/>
+      </w:pPr>
+      <w:rPr>
+        <w:rFonts w:ascii="Courier New" w:hAnsi="Courier New" w:cs="Courier New" w:hint="default"/>
+      </w:rPr>
+    </w:lvl>
+    <w:lvl w:ilvl="5" w:tplc="40090005" w:tentative="1">
+      <w:start w:val="1"/>
+      <w:numFmt w:val="bullet"/>
+      <w:lvlText w:val=""/>
+      <w:lvlJc w:val="left"/>
+      <w:pPr>
+        <w:ind w:left="4680" w:hanging="360"/>
+      </w:pPr>
+      <w:rPr>
+        <w:rFonts w:ascii="Wingdings" w:hAnsi="Wingdings" w:hint="default"/>
+      </w:rPr>
+    </w:lvl>
+    <w:lvl w:ilvl="6" w:tplc="40090001" w:tentative="1">
+      <w:start w:val="1"/>
+      <w:numFmt w:val="bullet"/>
+      <w:lvlText w:val=""/>
+      <w:lvlJc w:val="left"/>
+      <w:pPr>
+        <w:ind w:left="5400" w:hanging="360"/>
+      </w:pPr>
+      <w:rPr>
+        <w:rFonts w:ascii="Symbol" w:hAnsi="Symbol" w:hint="default"/>
+      </w:rPr>
+    </w:lvl>
+    <w:lvl w:ilvl="7" w:tplc="40090003" w:tentative="1">
+      <w:start w:val="1"/>
+      <w:numFmt w:val="bullet"/>
+      <w:lvlText w:val="o"/>
+      <w:lvlJc w:val="left"/>
+      <w:pPr>
+        <w:ind w:left="6120" w:hanging="360"/>
+      </w:pPr>
+      <w:rPr>
+        <w:rFonts w:ascii="Courier New" w:hAnsi="Courier New" w:cs="Courier New" w:hint="default"/>
+      </w:rPr>
+    </w:lvl>
+    <w:lvl w:ilvl="8" w:tplc="40090005" w:tentative="1">
+      <w:start w:val="1"/>
+      <w:numFmt w:val="bullet"/>
+      <w:lvlText w:val=""/>
+      <w:lvlJc w:val="left"/>
+      <w:pPr>
+        <w:ind w:left="6840" w:hanging="360"/>
+      </w:pPr>
+      <w:rPr>
+        <w:rFonts w:ascii="Wingdings" w:hAnsi="Wingdings" w:hint="default"/>
+      </w:rPr>
+    </w:lvl>
+  </w:abstractNum>
+  <w:abstractNum w:abstractNumId="2" w15:restartNumberingAfterBreak="0">
     <w:nsid w:val="16031614"/>
     <w:multiLevelType w:val="hybridMultilevel"/>
     <w:tmpl w:val="6D9A477C"/>
@@ -710,7 +1596,7 @@
       </w:rPr>
     </w:lvl>
   </w:abstractNum>
-  <w:abstractNum w:abstractNumId="2" w15:restartNumberingAfterBreak="0">
+  <w:abstractNum w:abstractNumId="3" w15:restartNumberingAfterBreak="0">
     <w:nsid w:val="1C343849"/>
     <w:multiLevelType w:val="hybridMultilevel"/>
     <w:tmpl w:val="2E50FFA2"/>
@@ -796,10 +1682,209 @@
       </w:pPr>
     </w:lvl>
   </w:abstractNum>
-  <w:abstractNum w:abstractNumId="3" w15:restartNumberingAfterBreak="0">
+  <w:abstractNum w:abstractNumId="4" w15:restartNumberingAfterBreak="0">
+    <w:nsid w:val="1F151E54"/>
+    <w:multiLevelType w:val="hybridMultilevel"/>
+    <w:tmpl w:val="4498125E"/>
+    <w:lvl w:ilvl="0" w:tplc="40090001">
+      <w:start w:val="1"/>
+      <w:numFmt w:val="bullet"/>
+      <w:lvlText w:val=""/>
+      <w:lvlJc w:val="left"/>
+      <w:pPr>
+        <w:ind w:left="1080" w:hanging="360"/>
+      </w:pPr>
+      <w:rPr>
+        <w:rFonts w:ascii="Symbol" w:hAnsi="Symbol" w:hint="default"/>
+      </w:rPr>
+    </w:lvl>
+    <w:lvl w:ilvl="1" w:tplc="40090003" w:tentative="1">
+      <w:start w:val="1"/>
+      <w:numFmt w:val="bullet"/>
+      <w:lvlText w:val="o"/>
+      <w:lvlJc w:val="left"/>
+      <w:pPr>
+        <w:ind w:left="1800" w:hanging="360"/>
+      </w:pPr>
+      <w:rPr>
+        <w:rFonts w:ascii="Courier New" w:hAnsi="Courier New" w:cs="Courier New" w:hint="default"/>
+      </w:rPr>
+    </w:lvl>
+    <w:lvl w:ilvl="2" w:tplc="40090005" w:tentative="1">
+      <w:start w:val="1"/>
+      <w:numFmt w:val="bullet"/>
+      <w:lvlText w:val=""/>
+      <w:lvlJc w:val="left"/>
+      <w:pPr>
+        <w:ind w:left="2520" w:hanging="360"/>
+      </w:pPr>
+      <w:rPr>
+        <w:rFonts w:ascii="Wingdings" w:hAnsi="Wingdings" w:hint="default"/>
+      </w:rPr>
+    </w:lvl>
+    <w:lvl w:ilvl="3" w:tplc="40090001" w:tentative="1">
+      <w:start w:val="1"/>
+      <w:numFmt w:val="bullet"/>
+      <w:lvlText w:val=""/>
+      <w:lvlJc w:val="left"/>
+      <w:pPr>
+        <w:ind w:left="3240" w:hanging="360"/>
+      </w:pPr>
+      <w:rPr>
+        <w:rFonts w:ascii="Symbol" w:hAnsi="Symbol" w:hint="default"/>
+      </w:rPr>
+    </w:lvl>
+    <w:lvl w:ilvl="4" w:tplc="40090003" w:tentative="1">
+      <w:start w:val="1"/>
+      <w:numFmt w:val="bullet"/>
+      <w:lvlText w:val="o"/>
+      <w:lvlJc w:val="left"/>
+      <w:pPr>
+        <w:ind w:left="3960" w:hanging="360"/>
+      </w:pPr>
+      <w:rPr>
+        <w:rFonts w:ascii="Courier New" w:hAnsi="Courier New" w:cs="Courier New" w:hint="default"/>
+      </w:rPr>
+    </w:lvl>
+    <w:lvl w:ilvl="5" w:tplc="40090005" w:tentative="1">
+      <w:start w:val="1"/>
+      <w:numFmt w:val="bullet"/>
+      <w:lvlText w:val=""/>
+      <w:lvlJc w:val="left"/>
+      <w:pPr>
+        <w:ind w:left="4680" w:hanging="360"/>
+      </w:pPr>
+      <w:rPr>
+        <w:rFonts w:ascii="Wingdings" w:hAnsi="Wingdings" w:hint="default"/>
+      </w:rPr>
+    </w:lvl>
+    <w:lvl w:ilvl="6" w:tplc="40090001" w:tentative="1">
+      <w:start w:val="1"/>
+      <w:numFmt w:val="bullet"/>
+      <w:lvlText w:val=""/>
+      <w:lvlJc w:val="left"/>
+      <w:pPr>
+        <w:ind w:left="5400" w:hanging="360"/>
+      </w:pPr>
+      <w:rPr>
+        <w:rFonts w:ascii="Symbol" w:hAnsi="Symbol" w:hint="default"/>
+      </w:rPr>
+    </w:lvl>
+    <w:lvl w:ilvl="7" w:tplc="40090003" w:tentative="1">
+      <w:start w:val="1"/>
+      <w:numFmt w:val="bullet"/>
+      <w:lvlText w:val="o"/>
+      <w:lvlJc w:val="left"/>
+      <w:pPr>
+        <w:ind w:left="6120" w:hanging="360"/>
+      </w:pPr>
+      <w:rPr>
+        <w:rFonts w:ascii="Courier New" w:hAnsi="Courier New" w:cs="Courier New" w:hint="default"/>
+      </w:rPr>
+    </w:lvl>
+    <w:lvl w:ilvl="8" w:tplc="40090005" w:tentative="1">
+      <w:start w:val="1"/>
+      <w:numFmt w:val="bullet"/>
+      <w:lvlText w:val=""/>
+      <w:lvlJc w:val="left"/>
+      <w:pPr>
+        <w:ind w:left="6840" w:hanging="360"/>
+      </w:pPr>
+      <w:rPr>
+        <w:rFonts w:ascii="Wingdings" w:hAnsi="Wingdings" w:hint="default"/>
+      </w:rPr>
+    </w:lvl>
+  </w:abstractNum>
+  <w:abstractNum w:abstractNumId="5" w15:restartNumberingAfterBreak="0">
+    <w:nsid w:val="25C66669"/>
+    <w:multiLevelType w:val="multilevel"/>
+    <w:tmpl w:val="4009001D"/>
+    <w:lvl w:ilvl="0">
+      <w:start w:val="1"/>
+      <w:numFmt w:val="decimal"/>
+      <w:lvlText w:val="%1)"/>
+      <w:lvlJc w:val="left"/>
+      <w:pPr>
+        <w:ind w:left="360" w:hanging="360"/>
+      </w:pPr>
+    </w:lvl>
+    <w:lvl w:ilvl="1">
+      <w:start w:val="1"/>
+      <w:numFmt w:val="lowerLetter"/>
+      <w:lvlText w:val="%2)"/>
+      <w:lvlJc w:val="left"/>
+      <w:pPr>
+        <w:ind w:left="720" w:hanging="360"/>
+      </w:pPr>
+    </w:lvl>
+    <w:lvl w:ilvl="2">
+      <w:start w:val="1"/>
+      <w:numFmt w:val="lowerRoman"/>
+      <w:lvlText w:val="%3)"/>
+      <w:lvlJc w:val="left"/>
+      <w:pPr>
+        <w:ind w:left="1080" w:hanging="360"/>
+      </w:pPr>
+    </w:lvl>
+    <w:lvl w:ilvl="3">
+      <w:start w:val="1"/>
+      <w:numFmt w:val="decimal"/>
+      <w:lvlText w:val="(%4)"/>
+      <w:lvlJc w:val="left"/>
+      <w:pPr>
+        <w:ind w:left="1440" w:hanging="360"/>
+      </w:pPr>
+    </w:lvl>
+    <w:lvl w:ilvl="4">
+      <w:start w:val="1"/>
+      <w:numFmt w:val="lowerLetter"/>
+      <w:lvlText w:val="(%5)"/>
+      <w:lvlJc w:val="left"/>
+      <w:pPr>
+        <w:ind w:left="1800" w:hanging="360"/>
+      </w:pPr>
+    </w:lvl>
+    <w:lvl w:ilvl="5">
+      <w:start w:val="1"/>
+      <w:numFmt w:val="lowerRoman"/>
+      <w:lvlText w:val="(%6)"/>
+      <w:lvlJc w:val="left"/>
+      <w:pPr>
+        <w:ind w:left="2160" w:hanging="360"/>
+      </w:pPr>
+    </w:lvl>
+    <w:lvl w:ilvl="6">
+      <w:start w:val="1"/>
+      <w:numFmt w:val="decimal"/>
+      <w:lvlText w:val="%7."/>
+      <w:lvlJc w:val="left"/>
+      <w:pPr>
+        <w:ind w:left="2520" w:hanging="360"/>
+      </w:pPr>
+    </w:lvl>
+    <w:lvl w:ilvl="7">
+      <w:start w:val="1"/>
+      <w:numFmt w:val="lowerLetter"/>
+      <w:lvlText w:val="%8."/>
+      <w:lvlJc w:val="left"/>
+      <w:pPr>
+        <w:ind w:left="2880" w:hanging="360"/>
+      </w:pPr>
+    </w:lvl>
+    <w:lvl w:ilvl="8">
+      <w:start w:val="1"/>
+      <w:numFmt w:val="lowerRoman"/>
+      <w:lvlText w:val="%9."/>
+      <w:lvlJc w:val="left"/>
+      <w:pPr>
+        <w:ind w:left="3240" w:hanging="360"/>
+      </w:pPr>
+    </w:lvl>
+  </w:abstractNum>
+  <w:abstractNum w:abstractNumId="6" w15:restartNumberingAfterBreak="0">
     <w:nsid w:val="2953202C"/>
     <w:multiLevelType w:val="hybridMultilevel"/>
-    <w:tmpl w:val="93AE254A"/>
+    <w:tmpl w:val="95E853F8"/>
     <w:lvl w:ilvl="0" w:tplc="40090001">
       <w:start w:val="1"/>
       <w:numFmt w:val="bullet"/>
@@ -909,7 +1994,7 @@
       </w:rPr>
     </w:lvl>
   </w:abstractNum>
-  <w:abstractNum w:abstractNumId="4" w15:restartNumberingAfterBreak="0">
+  <w:abstractNum w:abstractNumId="7" w15:restartNumberingAfterBreak="0">
     <w:nsid w:val="31CF0084"/>
     <w:multiLevelType w:val="hybridMultilevel"/>
     <w:tmpl w:val="52CE1738"/>
@@ -995,17 +2080,243 @@
       </w:pPr>
     </w:lvl>
   </w:abstractNum>
-  <w:abstractNum w:abstractNumId="5" w15:restartNumberingAfterBreak="0">
+  <w:abstractNum w:abstractNumId="8" w15:restartNumberingAfterBreak="0">
+    <w:nsid w:val="41CC7E5C"/>
+    <w:multiLevelType w:val="hybridMultilevel"/>
+    <w:tmpl w:val="C2DE57B0"/>
+    <w:lvl w:ilvl="0" w:tplc="40090001">
+      <w:start w:val="1"/>
+      <w:numFmt w:val="bullet"/>
+      <w:lvlText w:val=""/>
+      <w:lvlJc w:val="left"/>
+      <w:pPr>
+        <w:ind w:left="1080" w:hanging="360"/>
+      </w:pPr>
+      <w:rPr>
+        <w:rFonts w:ascii="Symbol" w:hAnsi="Symbol" w:hint="default"/>
+      </w:rPr>
+    </w:lvl>
+    <w:lvl w:ilvl="1" w:tplc="40090003" w:tentative="1">
+      <w:start w:val="1"/>
+      <w:numFmt w:val="bullet"/>
+      <w:lvlText w:val="o"/>
+      <w:lvlJc w:val="left"/>
+      <w:pPr>
+        <w:ind w:left="1800" w:hanging="360"/>
+      </w:pPr>
+      <w:rPr>
+        <w:rFonts w:ascii="Courier New" w:hAnsi="Courier New" w:cs="Courier New" w:hint="default"/>
+      </w:rPr>
+    </w:lvl>
+    <w:lvl w:ilvl="2" w:tplc="40090005" w:tentative="1">
+      <w:start w:val="1"/>
+      <w:numFmt w:val="bullet"/>
+      <w:lvlText w:val=""/>
+      <w:lvlJc w:val="left"/>
+      <w:pPr>
+        <w:ind w:left="2520" w:hanging="360"/>
+      </w:pPr>
+      <w:rPr>
+        <w:rFonts w:ascii="Wingdings" w:hAnsi="Wingdings" w:hint="default"/>
+      </w:rPr>
+    </w:lvl>
+    <w:lvl w:ilvl="3" w:tplc="40090001" w:tentative="1">
+      <w:start w:val="1"/>
+      <w:numFmt w:val="bullet"/>
+      <w:lvlText w:val=""/>
+      <w:lvlJc w:val="left"/>
+      <w:pPr>
+        <w:ind w:left="3240" w:hanging="360"/>
+      </w:pPr>
+      <w:rPr>
+        <w:rFonts w:ascii="Symbol" w:hAnsi="Symbol" w:hint="default"/>
+      </w:rPr>
+    </w:lvl>
+    <w:lvl w:ilvl="4" w:tplc="40090003" w:tentative="1">
+      <w:start w:val="1"/>
+      <w:numFmt w:val="bullet"/>
+      <w:lvlText w:val="o"/>
+      <w:lvlJc w:val="left"/>
+      <w:pPr>
+        <w:ind w:left="3960" w:hanging="360"/>
+      </w:pPr>
+      <w:rPr>
+        <w:rFonts w:ascii="Courier New" w:hAnsi="Courier New" w:cs="Courier New" w:hint="default"/>
+      </w:rPr>
+    </w:lvl>
+    <w:lvl w:ilvl="5" w:tplc="40090005" w:tentative="1">
+      <w:start w:val="1"/>
+      <w:numFmt w:val="bullet"/>
+      <w:lvlText w:val=""/>
+      <w:lvlJc w:val="left"/>
+      <w:pPr>
+        <w:ind w:left="4680" w:hanging="360"/>
+      </w:pPr>
+      <w:rPr>
+        <w:rFonts w:ascii="Wingdings" w:hAnsi="Wingdings" w:hint="default"/>
+      </w:rPr>
+    </w:lvl>
+    <w:lvl w:ilvl="6" w:tplc="40090001" w:tentative="1">
+      <w:start w:val="1"/>
+      <w:numFmt w:val="bullet"/>
+      <w:lvlText w:val=""/>
+      <w:lvlJc w:val="left"/>
+      <w:pPr>
+        <w:ind w:left="5400" w:hanging="360"/>
+      </w:pPr>
+      <w:rPr>
+        <w:rFonts w:ascii="Symbol" w:hAnsi="Symbol" w:hint="default"/>
+      </w:rPr>
+    </w:lvl>
+    <w:lvl w:ilvl="7" w:tplc="40090003" w:tentative="1">
+      <w:start w:val="1"/>
+      <w:numFmt w:val="bullet"/>
+      <w:lvlText w:val="o"/>
+      <w:lvlJc w:val="left"/>
+      <w:pPr>
+        <w:ind w:left="6120" w:hanging="360"/>
+      </w:pPr>
+      <w:rPr>
+        <w:rFonts w:ascii="Courier New" w:hAnsi="Courier New" w:cs="Courier New" w:hint="default"/>
+      </w:rPr>
+    </w:lvl>
+    <w:lvl w:ilvl="8" w:tplc="40090005" w:tentative="1">
+      <w:start w:val="1"/>
+      <w:numFmt w:val="bullet"/>
+      <w:lvlText w:val=""/>
+      <w:lvlJc w:val="left"/>
+      <w:pPr>
+        <w:ind w:left="6840" w:hanging="360"/>
+      </w:pPr>
+      <w:rPr>
+        <w:rFonts w:ascii="Wingdings" w:hAnsi="Wingdings" w:hint="default"/>
+      </w:rPr>
+    </w:lvl>
+  </w:abstractNum>
+  <w:abstractNum w:abstractNumId="9" w15:restartNumberingAfterBreak="0">
     <w:nsid w:val="644C7D68"/>
+    <w:multiLevelType w:val="multilevel"/>
+    <w:tmpl w:val="4009001D"/>
+    <w:lvl w:ilvl="0">
+      <w:start w:val="1"/>
+      <w:numFmt w:val="decimal"/>
+      <w:lvlText w:val="%1)"/>
+      <w:lvlJc w:val="left"/>
+      <w:pPr>
+        <w:ind w:left="360" w:hanging="360"/>
+      </w:pPr>
+      <w:rPr>
+        <w:rFonts w:hint="default"/>
+      </w:rPr>
+    </w:lvl>
+    <w:lvl w:ilvl="1">
+      <w:start w:val="1"/>
+      <w:numFmt w:val="lowerLetter"/>
+      <w:lvlText w:val="%2)"/>
+      <w:lvlJc w:val="left"/>
+      <w:pPr>
+        <w:ind w:left="720" w:hanging="360"/>
+      </w:pPr>
+      <w:rPr>
+        <w:rFonts w:hint="default"/>
+      </w:rPr>
+    </w:lvl>
+    <w:lvl w:ilvl="2">
+      <w:start w:val="1"/>
+      <w:numFmt w:val="lowerRoman"/>
+      <w:lvlText w:val="%3)"/>
+      <w:lvlJc w:val="left"/>
+      <w:pPr>
+        <w:ind w:left="1080" w:hanging="360"/>
+      </w:pPr>
+      <w:rPr>
+        <w:rFonts w:hint="default"/>
+      </w:rPr>
+    </w:lvl>
+    <w:lvl w:ilvl="3">
+      <w:start w:val="1"/>
+      <w:numFmt w:val="decimal"/>
+      <w:lvlText w:val="(%4)"/>
+      <w:lvlJc w:val="left"/>
+      <w:pPr>
+        <w:ind w:left="1440" w:hanging="360"/>
+      </w:pPr>
+      <w:rPr>
+        <w:rFonts w:hint="default"/>
+      </w:rPr>
+    </w:lvl>
+    <w:lvl w:ilvl="4">
+      <w:start w:val="1"/>
+      <w:numFmt w:val="lowerLetter"/>
+      <w:lvlText w:val="(%5)"/>
+      <w:lvlJc w:val="left"/>
+      <w:pPr>
+        <w:ind w:left="1800" w:hanging="360"/>
+      </w:pPr>
+      <w:rPr>
+        <w:rFonts w:hint="default"/>
+      </w:rPr>
+    </w:lvl>
+    <w:lvl w:ilvl="5">
+      <w:start w:val="1"/>
+      <w:numFmt w:val="lowerRoman"/>
+      <w:lvlText w:val="(%6)"/>
+      <w:lvlJc w:val="left"/>
+      <w:pPr>
+        <w:ind w:left="2160" w:hanging="360"/>
+      </w:pPr>
+      <w:rPr>
+        <w:rFonts w:hint="default"/>
+      </w:rPr>
+    </w:lvl>
+    <w:lvl w:ilvl="6">
+      <w:start w:val="1"/>
+      <w:numFmt w:val="decimal"/>
+      <w:lvlText w:val="%7."/>
+      <w:lvlJc w:val="left"/>
+      <w:pPr>
+        <w:ind w:left="2520" w:hanging="360"/>
+      </w:pPr>
+      <w:rPr>
+        <w:rFonts w:hint="default"/>
+      </w:rPr>
+    </w:lvl>
+    <w:lvl w:ilvl="7">
+      <w:start w:val="1"/>
+      <w:numFmt w:val="lowerLetter"/>
+      <w:lvlText w:val="%8."/>
+      <w:lvlJc w:val="left"/>
+      <w:pPr>
+        <w:ind w:left="2880" w:hanging="360"/>
+      </w:pPr>
+      <w:rPr>
+        <w:rFonts w:hint="default"/>
+      </w:rPr>
+    </w:lvl>
+    <w:lvl w:ilvl="8">
+      <w:start w:val="1"/>
+      <w:numFmt w:val="lowerRoman"/>
+      <w:lvlText w:val="%9."/>
+      <w:lvlJc w:val="left"/>
+      <w:pPr>
+        <w:ind w:left="3240" w:hanging="360"/>
+      </w:pPr>
+      <w:rPr>
+        <w:rFonts w:hint="default"/>
+      </w:rPr>
+    </w:lvl>
+  </w:abstractNum>
+  <w:abstractNum w:abstractNumId="10" w15:restartNumberingAfterBreak="0">
+    <w:nsid w:val="67B60DEC"/>
     <w:multiLevelType w:val="hybridMultilevel"/>
-    <w:tmpl w:val="BCC2DE60"/>
+    <w:tmpl w:val="A31E2F72"/>
     <w:lvl w:ilvl="0" w:tplc="40090001">
       <w:start w:val="1"/>
       <w:numFmt w:val="bullet"/>
       <w:lvlText w:val=""/>
       <w:lvlJc w:val="left"/>
       <w:pPr>
-        <w:ind w:left="720" w:hanging="360"/>
+        <w:ind w:left="1080" w:hanging="360"/>
       </w:pPr>
       <w:rPr>
         <w:rFonts w:ascii="Symbol" w:hAnsi="Symbol" w:hint="default"/>
@@ -1017,7 +2328,7 @@
       <w:lvlText w:val="o"/>
       <w:lvlJc w:val="left"/>
       <w:pPr>
-        <w:ind w:left="1440" w:hanging="360"/>
+        <w:ind w:left="1800" w:hanging="360"/>
       </w:pPr>
       <w:rPr>
         <w:rFonts w:ascii="Courier New" w:hAnsi="Courier New" w:cs="Courier New" w:hint="default"/>
@@ -1029,7 +2340,7 @@
       <w:lvlText w:val=""/>
       <w:lvlJc w:val="left"/>
       <w:pPr>
-        <w:ind w:left="2160" w:hanging="360"/>
+        <w:ind w:left="2520" w:hanging="360"/>
       </w:pPr>
       <w:rPr>
         <w:rFonts w:ascii="Wingdings" w:hAnsi="Wingdings" w:hint="default"/>
@@ -1041,7 +2352,7 @@
       <w:lvlText w:val=""/>
       <w:lvlJc w:val="left"/>
       <w:pPr>
-        <w:ind w:left="2880" w:hanging="360"/>
+        <w:ind w:left="3240" w:hanging="360"/>
       </w:pPr>
       <w:rPr>
         <w:rFonts w:ascii="Symbol" w:hAnsi="Symbol" w:hint="default"/>
@@ -1053,7 +2364,7 @@
       <w:lvlText w:val="o"/>
       <w:lvlJc w:val="left"/>
       <w:pPr>
-        <w:ind w:left="3600" w:hanging="360"/>
+        <w:ind w:left="3960" w:hanging="360"/>
       </w:pPr>
       <w:rPr>
         <w:rFonts w:ascii="Courier New" w:hAnsi="Courier New" w:cs="Courier New" w:hint="default"/>
@@ -1065,7 +2376,7 @@
       <w:lvlText w:val=""/>
       <w:lvlJc w:val="left"/>
       <w:pPr>
-        <w:ind w:left="4320" w:hanging="360"/>
+        <w:ind w:left="4680" w:hanging="360"/>
       </w:pPr>
       <w:rPr>
         <w:rFonts w:ascii="Wingdings" w:hAnsi="Wingdings" w:hint="default"/>
@@ -1077,7 +2388,7 @@
       <w:lvlText w:val=""/>
       <w:lvlJc w:val="left"/>
       <w:pPr>
-        <w:ind w:left="5040" w:hanging="360"/>
+        <w:ind w:left="5400" w:hanging="360"/>
       </w:pPr>
       <w:rPr>
         <w:rFonts w:ascii="Symbol" w:hAnsi="Symbol" w:hint="default"/>
@@ -1089,7 +2400,7 @@
       <w:lvlText w:val="o"/>
       <w:lvlJc w:val="left"/>
       <w:pPr>
-        <w:ind w:left="5760" w:hanging="360"/>
+        <w:ind w:left="6120" w:hanging="360"/>
       </w:pPr>
       <w:rPr>
         <w:rFonts w:ascii="Courier New" w:hAnsi="Courier New" w:cs="Courier New" w:hint="default"/>
@@ -1101,14 +2412,14 @@
       <w:lvlText w:val=""/>
       <w:lvlJc w:val="left"/>
       <w:pPr>
-        <w:ind w:left="6480" w:hanging="360"/>
+        <w:ind w:left="6840" w:hanging="360"/>
       </w:pPr>
       <w:rPr>
         <w:rFonts w:ascii="Wingdings" w:hAnsi="Wingdings" w:hint="default"/>
       </w:rPr>
     </w:lvl>
   </w:abstractNum>
-  <w:abstractNum w:abstractNumId="6" w15:restartNumberingAfterBreak="0">
+  <w:abstractNum w:abstractNumId="11" w15:restartNumberingAfterBreak="0">
     <w:nsid w:val="7F6C278D"/>
     <w:multiLevelType w:val="hybridMultilevel"/>
     <w:tmpl w:val="2E50FFA2"/>
@@ -1195,25 +2506,40 @@
     </w:lvl>
   </w:abstractNum>
   <w:num w:numId="1" w16cid:durableId="1789162200">
-    <w:abstractNumId w:val="3"/>
+    <w:abstractNumId w:val="6"/>
   </w:num>
   <w:num w:numId="2" w16cid:durableId="996491281">
-    <w:abstractNumId w:val="1"/>
+    <w:abstractNumId w:val="2"/>
   </w:num>
   <w:num w:numId="3" w16cid:durableId="787236090">
-    <w:abstractNumId w:val="5"/>
+    <w:abstractNumId w:val="9"/>
   </w:num>
   <w:num w:numId="4" w16cid:durableId="2046179275">
-    <w:abstractNumId w:val="4"/>
+    <w:abstractNumId w:val="7"/>
   </w:num>
   <w:num w:numId="5" w16cid:durableId="59326364">
     <w:abstractNumId w:val="0"/>
   </w:num>
   <w:num w:numId="6" w16cid:durableId="112947692">
-    <w:abstractNumId w:val="2"/>
+    <w:abstractNumId w:val="3"/>
   </w:num>
   <w:num w:numId="7" w16cid:durableId="2050304188">
-    <w:abstractNumId w:val="6"/>
+    <w:abstractNumId w:val="11"/>
+  </w:num>
+  <w:num w:numId="8" w16cid:durableId="505094703">
+    <w:abstractNumId w:val="5"/>
+  </w:num>
+  <w:num w:numId="9" w16cid:durableId="2003122060">
+    <w:abstractNumId w:val="8"/>
+  </w:num>
+  <w:num w:numId="10" w16cid:durableId="1371108116">
+    <w:abstractNumId w:val="1"/>
+  </w:num>
+  <w:num w:numId="11" w16cid:durableId="1881085910">
+    <w:abstractNumId w:val="4"/>
+  </w:num>
+  <w:num w:numId="12" w16cid:durableId="1857115260">
+    <w:abstractNumId w:val="10"/>
   </w:num>
 </w:numbering>
 </file>
@@ -1618,6 +2944,7 @@
   <w:style w:type="paragraph" w:default="1" w:styleId="Normal">
     <w:name w:val="Normal"/>
     <w:qFormat/>
+    <w:rsid w:val="0040005F"/>
   </w:style>
   <w:style w:type="paragraph" w:styleId="Heading1">
     <w:name w:val="heading 1"/>
